--- a/Knowledge/3-Work knowledge/1-Software Engineering/2-Testing/5-My Source/1-ISTQB Foundation Level/4-Dynamic Testing/3-Types of Acceptance Testing/5-Regulation Acceptance Testing (RAT).docx
+++ b/Knowledge/3-Work knowledge/1-Software Engineering/2-Testing/5-My Source/1-ISTQB Foundation Level/4-Dynamic Testing/3-Types of Acceptance Testing/5-Regulation Acceptance Testing (RAT).docx
@@ -31,51 +31,77 @@
       </w:pPr>
       <w:r>
         <w:rPr>
-          <w:b/>
-          <w:shd w:val="clear" w:color="auto" w:fill="B7B7B7"/>
-        </w:rPr>
-        <w:t># Source</w:t>
-      </w:r>
-      <w:r>
-        <w:rPr>
-          <w:shd w:val="clear" w:color="auto" w:fill="B7B7B7"/>
-        </w:rPr>
-        <w:t xml:space="preserve">: </w:t>
-      </w:r>
-      <w:r>
-        <w:rPr>
-          <w:b/>
-          <w:shd w:val="clear" w:color="auto" w:fill="B7B7B7"/>
-        </w:rPr>
-        <w:t xml:space="preserve">Chatgpt </w:t>
-      </w:r>
-      <w:r>
-        <w:rPr>
-          <w:b/>
-          <w:sz w:val="14"/>
-          <w:szCs w:val="14"/>
-          <w:shd w:val="clear" w:color="auto" w:fill="B7B7B7"/>
-        </w:rPr>
-        <w:t>(GPT</w:t>
-      </w:r>
-      <w:r>
-        <w:rPr>
-          <w:rFonts w:ascii="Cambria Math" w:hAnsi="Cambria Math" w:cs="Cambria Math"/>
-          <w:b/>
-          <w:sz w:val="14"/>
-          <w:szCs w:val="14"/>
-          <w:shd w:val="clear" w:color="auto" w:fill="B7B7B7"/>
+          <w:rFonts w:ascii="Arial" w:eastAsia="Arial" w:hAnsi="Arial" w:cs="Arial"/>
+          <w:b/>
+          <w:color w:val="000000"/>
+          <w:sz w:val="18"/>
+          <w:highlight w:val="lightGray"/>
+        </w:rPr>
+        <w:t># Source: AI Source: Provided by: [Data Path</w:t>
+      </w:r>
+      <w:r>
+        <w:rPr>
+          <w:rFonts w:ascii="Arial" w:eastAsia="Arial" w:hAnsi="Arial" w:cs="Arial"/>
+          <w:color w:val="000000"/>
+          <w:sz w:val="18"/>
+          <w:highlight w:val="lightGray"/>
+        </w:rPr>
+        <w:t xml:space="preserve">: Persons Table -&gt; ID Column: 1, Name_En Column: Motasem Essam] -&gt; </w:t>
+      </w:r>
+      <w:r>
+        <w:rPr>
+          <w:rFonts w:ascii="Arial" w:eastAsia="Arial" w:hAnsi="Arial" w:cs="Arial"/>
+          <w:b/>
+          <w:color w:val="000000"/>
+          <w:sz w:val="18"/>
+          <w:highlight w:val="lightGray"/>
+        </w:rPr>
+        <w:t>From:</w:t>
+      </w:r>
+      <w:r>
+        <w:rPr>
+          <w:rFonts w:ascii="Arial" w:eastAsia="Arial" w:hAnsi="Arial" w:cs="Arial"/>
+          <w:color w:val="000000"/>
+          <w:sz w:val="18"/>
+          <w:highlight w:val="lightGray"/>
+        </w:rPr>
+        <w:t xml:space="preserve"> [Chatgpt (GPT</w:t>
+      </w:r>
+      <w:r>
+        <w:rPr>
+          <w:rFonts w:ascii="Arial" w:eastAsia="Arial" w:hAnsi="Arial" w:cs="Cambria Math"/>
+          <w:color w:val="000000"/>
+          <w:sz w:val="18"/>
+          <w:highlight w:val="lightGray"/>
         </w:rPr>
         <w:t>‑</w:t>
       </w:r>
       <w:r>
         <w:rPr>
-          <w:b/>
-          <w:sz w:val="14"/>
-          <w:szCs w:val="14"/>
-          <w:shd w:val="clear" w:color="auto" w:fill="B7B7B7"/>
-        </w:rPr>
-        <w:t>5 Mini) at [8/22/2025]</w:t>
+          <w:rFonts w:ascii="Arial" w:eastAsia="Arial" w:hAnsi="Arial" w:cs="Arial"/>
+          <w:color w:val="000000"/>
+          <w:sz w:val="18"/>
+          <w:highlight w:val="lightGray"/>
+        </w:rPr>
+        <w:t xml:space="preserve">5 Mini)] </w:t>
+      </w:r>
+      <w:r>
+        <w:rPr>
+          <w:rFonts w:ascii="Arial" w:eastAsia="Arial" w:hAnsi="Arial" w:cs="Arial"/>
+          <w:b/>
+          <w:color w:val="000000"/>
+          <w:sz w:val="18"/>
+          <w:highlight w:val="lightGray"/>
+        </w:rPr>
+        <w:t>on</w:t>
+      </w:r>
+      <w:r>
+        <w:rPr>
+          <w:rFonts w:ascii="Arial" w:eastAsia="Arial" w:hAnsi="Arial"/>
+          <w:sz w:val="18"/>
+          <w:highlight w:val="lightGray"/>
+        </w:rPr>
+        <w:t xml:space="preserve"> [8/22/2025]</w:t>
       </w:r>
     </w:p>
     <w:p>
@@ -154,7 +180,7 @@
     </w:p>
     <w:p>
       <w:r>
-        <w:pict w14:anchorId="1B70CB17">
+        <w:pict w14:anchorId="6E9F8AB4">
           <v:rect id="_x0000_i1025" style="width:0;height:1.5pt" o:hralign="center" o:hrstd="t" o:hr="t" fillcolor="#a0a0a0" stroked="f"/>
         </w:pict>
       </w:r>
@@ -178,51 +204,77 @@
       </w:pPr>
       <w:r>
         <w:rPr>
-          <w:b/>
-          <w:shd w:val="clear" w:color="auto" w:fill="B7B7B7"/>
-        </w:rPr>
-        <w:t># Source</w:t>
-      </w:r>
-      <w:r>
-        <w:rPr>
-          <w:shd w:val="clear" w:color="auto" w:fill="B7B7B7"/>
-        </w:rPr>
-        <w:t xml:space="preserve">: </w:t>
-      </w:r>
-      <w:r>
-        <w:rPr>
-          <w:b/>
-          <w:shd w:val="clear" w:color="auto" w:fill="B7B7B7"/>
-        </w:rPr>
-        <w:t xml:space="preserve">Chatgpt </w:t>
-      </w:r>
-      <w:r>
-        <w:rPr>
-          <w:b/>
-          <w:sz w:val="14"/>
-          <w:szCs w:val="14"/>
-          <w:shd w:val="clear" w:color="auto" w:fill="B7B7B7"/>
-        </w:rPr>
-        <w:t>(GPT</w:t>
-      </w:r>
-      <w:r>
-        <w:rPr>
-          <w:rFonts w:ascii="Cambria Math" w:hAnsi="Cambria Math" w:cs="Cambria Math"/>
-          <w:b/>
-          <w:sz w:val="14"/>
-          <w:szCs w:val="14"/>
-          <w:shd w:val="clear" w:color="auto" w:fill="B7B7B7"/>
+          <w:rFonts w:ascii="Arial" w:eastAsia="Arial" w:hAnsi="Arial" w:cs="Arial"/>
+          <w:b/>
+          <w:color w:val="000000"/>
+          <w:sz w:val="18"/>
+          <w:highlight w:val="lightGray"/>
+        </w:rPr>
+        <w:t># Source: AI Source: Provided by: [Data Path</w:t>
+      </w:r>
+      <w:r>
+        <w:rPr>
+          <w:rFonts w:ascii="Arial" w:eastAsia="Arial" w:hAnsi="Arial" w:cs="Arial"/>
+          <w:color w:val="000000"/>
+          <w:sz w:val="18"/>
+          <w:highlight w:val="lightGray"/>
+        </w:rPr>
+        <w:t xml:space="preserve">: Persons Table -&gt; ID Column: 1, Name_En Column: Motasem Essam] -&gt; </w:t>
+      </w:r>
+      <w:r>
+        <w:rPr>
+          <w:rFonts w:ascii="Arial" w:eastAsia="Arial" w:hAnsi="Arial" w:cs="Arial"/>
+          <w:b/>
+          <w:color w:val="000000"/>
+          <w:sz w:val="18"/>
+          <w:highlight w:val="lightGray"/>
+        </w:rPr>
+        <w:t>From:</w:t>
+      </w:r>
+      <w:r>
+        <w:rPr>
+          <w:rFonts w:ascii="Arial" w:eastAsia="Arial" w:hAnsi="Arial" w:cs="Arial"/>
+          <w:color w:val="000000"/>
+          <w:sz w:val="18"/>
+          <w:highlight w:val="lightGray"/>
+        </w:rPr>
+        <w:t xml:space="preserve"> [Chatgpt (GPT</w:t>
+      </w:r>
+      <w:r>
+        <w:rPr>
+          <w:rFonts w:ascii="Arial" w:eastAsia="Arial" w:hAnsi="Arial" w:cs="Cambria Math"/>
+          <w:color w:val="000000"/>
+          <w:sz w:val="18"/>
+          <w:highlight w:val="lightGray"/>
         </w:rPr>
         <w:t>‑</w:t>
       </w:r>
       <w:r>
         <w:rPr>
-          <w:b/>
-          <w:sz w:val="14"/>
-          <w:szCs w:val="14"/>
-          <w:shd w:val="clear" w:color="auto" w:fill="B7B7B7"/>
-        </w:rPr>
-        <w:t>5 Mini) at [8/22/2025]</w:t>
+          <w:rFonts w:ascii="Arial" w:eastAsia="Arial" w:hAnsi="Arial" w:cs="Arial"/>
+          <w:color w:val="000000"/>
+          <w:sz w:val="18"/>
+          <w:highlight w:val="lightGray"/>
+        </w:rPr>
+        <w:t xml:space="preserve">5 Mini)] </w:t>
+      </w:r>
+      <w:r>
+        <w:rPr>
+          <w:rFonts w:ascii="Arial" w:eastAsia="Arial" w:hAnsi="Arial" w:cs="Arial"/>
+          <w:b/>
+          <w:color w:val="000000"/>
+          <w:sz w:val="18"/>
+          <w:highlight w:val="lightGray"/>
+        </w:rPr>
+        <w:t>on</w:t>
+      </w:r>
+      <w:r>
+        <w:rPr>
+          <w:rFonts w:ascii="Arial" w:eastAsia="Arial" w:hAnsi="Arial"/>
+          <w:sz w:val="18"/>
+          <w:highlight w:val="lightGray"/>
+        </w:rPr>
+        <w:t xml:space="preserve"> [8/22/2025]</w:t>
       </w:r>
     </w:p>
     <w:p>
@@ -231,7 +283,7 @@
           <w:ilvl w:val="0"/>
           <w:numId w:val="3"/>
         </w:numPr>
-        <w:spacing w:before="240"/>
+        <w:spacing w:before="240" w:after="0" w:line="276" w:lineRule="auto"/>
       </w:pPr>
       <w:r>
         <w:rPr>
@@ -265,7 +317,7 @@
           <w:ilvl w:val="0"/>
           <w:numId w:val="3"/>
         </w:numPr>
-        <w:spacing w:after="240"/>
+        <w:spacing w:after="240" w:line="276" w:lineRule="auto"/>
       </w:pPr>
       <w:r>
         <w:rPr>
@@ -295,7 +347,7 @@
     </w:p>
     <w:p>
       <w:r>
-        <w:pict w14:anchorId="512BEBF3">
+        <w:pict w14:anchorId="79990F14">
           <v:rect id="_x0000_i1026" style="width:0;height:1.5pt" o:hralign="center" o:hrstd="t" o:hr="t" fillcolor="#a0a0a0" stroked="f"/>
         </w:pict>
       </w:r>
@@ -319,51 +371,77 @@
       </w:pPr>
       <w:r>
         <w:rPr>
-          <w:b/>
-          <w:shd w:val="clear" w:color="auto" w:fill="B7B7B7"/>
-        </w:rPr>
-        <w:t># Source</w:t>
-      </w:r>
-      <w:r>
-        <w:rPr>
-          <w:shd w:val="clear" w:color="auto" w:fill="B7B7B7"/>
-        </w:rPr>
-        <w:t xml:space="preserve">: </w:t>
-      </w:r>
-      <w:r>
-        <w:rPr>
-          <w:b/>
-          <w:shd w:val="clear" w:color="auto" w:fill="B7B7B7"/>
-        </w:rPr>
-        <w:t xml:space="preserve">Chatgpt </w:t>
-      </w:r>
-      <w:r>
-        <w:rPr>
-          <w:b/>
-          <w:sz w:val="14"/>
-          <w:szCs w:val="14"/>
-          <w:shd w:val="clear" w:color="auto" w:fill="B7B7B7"/>
-        </w:rPr>
-        <w:t>(GPT</w:t>
-      </w:r>
-      <w:r>
-        <w:rPr>
-          <w:rFonts w:ascii="Cambria Math" w:hAnsi="Cambria Math" w:cs="Cambria Math"/>
-          <w:b/>
-          <w:sz w:val="14"/>
-          <w:szCs w:val="14"/>
-          <w:shd w:val="clear" w:color="auto" w:fill="B7B7B7"/>
+          <w:rFonts w:ascii="Arial" w:eastAsia="Arial" w:hAnsi="Arial" w:cs="Arial"/>
+          <w:b/>
+          <w:color w:val="000000"/>
+          <w:sz w:val="18"/>
+          <w:highlight w:val="lightGray"/>
+        </w:rPr>
+        <w:t># Source: AI Source: Provided by: [Data Path</w:t>
+      </w:r>
+      <w:r>
+        <w:rPr>
+          <w:rFonts w:ascii="Arial" w:eastAsia="Arial" w:hAnsi="Arial" w:cs="Arial"/>
+          <w:color w:val="000000"/>
+          <w:sz w:val="18"/>
+          <w:highlight w:val="lightGray"/>
+        </w:rPr>
+        <w:t xml:space="preserve">: Persons Table -&gt; ID Column: 1, Name_En Column: Motasem Essam] -&gt; </w:t>
+      </w:r>
+      <w:r>
+        <w:rPr>
+          <w:rFonts w:ascii="Arial" w:eastAsia="Arial" w:hAnsi="Arial" w:cs="Arial"/>
+          <w:b/>
+          <w:color w:val="000000"/>
+          <w:sz w:val="18"/>
+          <w:highlight w:val="lightGray"/>
+        </w:rPr>
+        <w:t>From:</w:t>
+      </w:r>
+      <w:r>
+        <w:rPr>
+          <w:rFonts w:ascii="Arial" w:eastAsia="Arial" w:hAnsi="Arial" w:cs="Arial"/>
+          <w:color w:val="000000"/>
+          <w:sz w:val="18"/>
+          <w:highlight w:val="lightGray"/>
+        </w:rPr>
+        <w:t xml:space="preserve"> [Chatgpt (GPT</w:t>
+      </w:r>
+      <w:r>
+        <w:rPr>
+          <w:rFonts w:ascii="Arial" w:eastAsia="Arial" w:hAnsi="Arial" w:cs="Cambria Math"/>
+          <w:color w:val="000000"/>
+          <w:sz w:val="18"/>
+          <w:highlight w:val="lightGray"/>
         </w:rPr>
         <w:t>‑</w:t>
       </w:r>
       <w:r>
         <w:rPr>
-          <w:b/>
-          <w:sz w:val="14"/>
-          <w:szCs w:val="14"/>
-          <w:shd w:val="clear" w:color="auto" w:fill="B7B7B7"/>
-        </w:rPr>
-        <w:t>5 Mini) at [8/22/2025]</w:t>
+          <w:rFonts w:ascii="Arial" w:eastAsia="Arial" w:hAnsi="Arial" w:cs="Arial"/>
+          <w:color w:val="000000"/>
+          <w:sz w:val="18"/>
+          <w:highlight w:val="lightGray"/>
+        </w:rPr>
+        <w:t xml:space="preserve">5 Mini)] </w:t>
+      </w:r>
+      <w:r>
+        <w:rPr>
+          <w:rFonts w:ascii="Arial" w:eastAsia="Arial" w:hAnsi="Arial" w:cs="Arial"/>
+          <w:b/>
+          <w:color w:val="000000"/>
+          <w:sz w:val="18"/>
+          <w:highlight w:val="lightGray"/>
+        </w:rPr>
+        <w:t>on</w:t>
+      </w:r>
+      <w:r>
+        <w:rPr>
+          <w:rFonts w:ascii="Arial" w:eastAsia="Arial" w:hAnsi="Arial"/>
+          <w:sz w:val="18"/>
+          <w:highlight w:val="lightGray"/>
+        </w:rPr>
+        <w:t xml:space="preserve"> [8/22/2025]</w:t>
       </w:r>
     </w:p>
     <w:p>
@@ -372,7 +450,7 @@
           <w:ilvl w:val="0"/>
           <w:numId w:val="5"/>
         </w:numPr>
-        <w:spacing w:before="240"/>
+        <w:spacing w:before="240" w:after="0" w:line="276" w:lineRule="auto"/>
       </w:pPr>
       <w:r>
         <w:rPr>
@@ -419,7 +497,7 @@
           <w:ilvl w:val="0"/>
           <w:numId w:val="5"/>
         </w:numPr>
-        <w:spacing w:after="240"/>
+        <w:spacing w:after="240" w:line="276" w:lineRule="auto"/>
       </w:pPr>
       <w:r>
         <w:rPr>
@@ -449,7 +527,7 @@
     </w:p>
     <w:p>
       <w:r>
-        <w:pict w14:anchorId="1D07A4C4">
+        <w:pict w14:anchorId="7FE45D7C">
           <v:rect id="_x0000_i1027" style="width:0;height:1.5pt" o:hralign="center" o:hrstd="t" o:hr="t" fillcolor="#a0a0a0" stroked="f"/>
         </w:pict>
       </w:r>
@@ -464,7 +542,6 @@
       <w:bookmarkStart w:id="4" w:name="_fodo5ccfpgu1" w:colFirst="0" w:colLast="0"/>
       <w:bookmarkEnd w:id="4"/>
       <w:r>
-        <w:lastRenderedPageBreak/>
         <w:t>Who Performs It?</w:t>
       </w:r>
     </w:p>
@@ -474,51 +551,77 @@
       </w:pPr>
       <w:r>
         <w:rPr>
-          <w:b/>
-          <w:shd w:val="clear" w:color="auto" w:fill="B7B7B7"/>
-        </w:rPr>
-        <w:t># Source</w:t>
-      </w:r>
-      <w:r>
-        <w:rPr>
-          <w:shd w:val="clear" w:color="auto" w:fill="B7B7B7"/>
-        </w:rPr>
-        <w:t xml:space="preserve">: </w:t>
-      </w:r>
-      <w:r>
-        <w:rPr>
-          <w:b/>
-          <w:shd w:val="clear" w:color="auto" w:fill="B7B7B7"/>
-        </w:rPr>
-        <w:t xml:space="preserve">Chatgpt </w:t>
-      </w:r>
-      <w:r>
-        <w:rPr>
-          <w:b/>
-          <w:sz w:val="14"/>
-          <w:szCs w:val="14"/>
-          <w:shd w:val="clear" w:color="auto" w:fill="B7B7B7"/>
-        </w:rPr>
-        <w:t>(GPT</w:t>
-      </w:r>
-      <w:r>
-        <w:rPr>
-          <w:rFonts w:ascii="Cambria Math" w:hAnsi="Cambria Math" w:cs="Cambria Math"/>
-          <w:b/>
-          <w:sz w:val="14"/>
-          <w:szCs w:val="14"/>
-          <w:shd w:val="clear" w:color="auto" w:fill="B7B7B7"/>
+          <w:rFonts w:ascii="Arial" w:eastAsia="Arial" w:hAnsi="Arial" w:cs="Arial"/>
+          <w:b/>
+          <w:color w:val="000000"/>
+          <w:sz w:val="18"/>
+          <w:highlight w:val="lightGray"/>
+        </w:rPr>
+        <w:t># Source: AI Source: Provided by: [Data Path</w:t>
+      </w:r>
+      <w:r>
+        <w:rPr>
+          <w:rFonts w:ascii="Arial" w:eastAsia="Arial" w:hAnsi="Arial" w:cs="Arial"/>
+          <w:color w:val="000000"/>
+          <w:sz w:val="18"/>
+          <w:highlight w:val="lightGray"/>
+        </w:rPr>
+        <w:t xml:space="preserve">: Persons Table -&gt; ID Column: 1, Name_En Column: Motasem Essam] -&gt; </w:t>
+      </w:r>
+      <w:r>
+        <w:rPr>
+          <w:rFonts w:ascii="Arial" w:eastAsia="Arial" w:hAnsi="Arial" w:cs="Arial"/>
+          <w:b/>
+          <w:color w:val="000000"/>
+          <w:sz w:val="18"/>
+          <w:highlight w:val="lightGray"/>
+        </w:rPr>
+        <w:t>From:</w:t>
+      </w:r>
+      <w:r>
+        <w:rPr>
+          <w:rFonts w:ascii="Arial" w:eastAsia="Arial" w:hAnsi="Arial" w:cs="Arial"/>
+          <w:color w:val="000000"/>
+          <w:sz w:val="18"/>
+          <w:highlight w:val="lightGray"/>
+        </w:rPr>
+        <w:t xml:space="preserve"> [Chatgpt (GPT</w:t>
+      </w:r>
+      <w:r>
+        <w:rPr>
+          <w:rFonts w:ascii="Arial" w:eastAsia="Arial" w:hAnsi="Arial" w:cs="Cambria Math"/>
+          <w:color w:val="000000"/>
+          <w:sz w:val="18"/>
+          <w:highlight w:val="lightGray"/>
         </w:rPr>
         <w:t>‑</w:t>
       </w:r>
       <w:r>
         <w:rPr>
-          <w:b/>
-          <w:sz w:val="14"/>
-          <w:szCs w:val="14"/>
-          <w:shd w:val="clear" w:color="auto" w:fill="B7B7B7"/>
-        </w:rPr>
-        <w:t>5 Mini) at [8/22/2025]</w:t>
+          <w:rFonts w:ascii="Arial" w:eastAsia="Arial" w:hAnsi="Arial" w:cs="Arial"/>
+          <w:color w:val="000000"/>
+          <w:sz w:val="18"/>
+          <w:highlight w:val="lightGray"/>
+        </w:rPr>
+        <w:t xml:space="preserve">5 Mini)] </w:t>
+      </w:r>
+      <w:r>
+        <w:rPr>
+          <w:rFonts w:ascii="Arial" w:eastAsia="Arial" w:hAnsi="Arial" w:cs="Arial"/>
+          <w:b/>
+          <w:color w:val="000000"/>
+          <w:sz w:val="18"/>
+          <w:highlight w:val="lightGray"/>
+        </w:rPr>
+        <w:t>on</w:t>
+      </w:r>
+      <w:r>
+        <w:rPr>
+          <w:rFonts w:ascii="Arial" w:eastAsia="Arial" w:hAnsi="Arial"/>
+          <w:sz w:val="18"/>
+          <w:highlight w:val="lightGray"/>
+        </w:rPr>
+        <w:t xml:space="preserve"> [8/22/2025]</w:t>
       </w:r>
     </w:p>
     <w:p>
@@ -527,7 +630,7 @@
           <w:ilvl w:val="0"/>
           <w:numId w:val="1"/>
         </w:numPr>
-        <w:spacing w:before="240"/>
+        <w:spacing w:before="240" w:after="0" w:line="276" w:lineRule="auto"/>
       </w:pPr>
       <w:r>
         <w:rPr>
@@ -581,7 +684,7 @@
           <w:ilvl w:val="0"/>
           <w:numId w:val="1"/>
         </w:numPr>
-        <w:spacing w:after="240"/>
+        <w:spacing w:after="240" w:line="276" w:lineRule="auto"/>
       </w:pPr>
       <w:r>
         <w:rPr>
@@ -624,7 +727,7 @@
     </w:p>
     <w:p>
       <w:r>
-        <w:pict w14:anchorId="4948C4BA">
+        <w:pict w14:anchorId="76E35B8C">
           <v:rect id="_x0000_i1028" style="width:0;height:1.5pt" o:hralign="center" o:hrstd="t" o:hr="t" fillcolor="#a0a0a0" stroked="f"/>
         </w:pict>
       </w:r>
@@ -648,51 +751,77 @@
       </w:pPr>
       <w:r>
         <w:rPr>
-          <w:b/>
-          <w:shd w:val="clear" w:color="auto" w:fill="B7B7B7"/>
-        </w:rPr>
-        <w:t># Source</w:t>
-      </w:r>
-      <w:r>
-        <w:rPr>
-          <w:shd w:val="clear" w:color="auto" w:fill="B7B7B7"/>
-        </w:rPr>
-        <w:t xml:space="preserve">: </w:t>
-      </w:r>
-      <w:r>
-        <w:rPr>
-          <w:b/>
-          <w:shd w:val="clear" w:color="auto" w:fill="B7B7B7"/>
-        </w:rPr>
-        <w:t xml:space="preserve">Chatgpt </w:t>
-      </w:r>
-      <w:r>
-        <w:rPr>
-          <w:b/>
-          <w:sz w:val="14"/>
-          <w:szCs w:val="14"/>
-          <w:shd w:val="clear" w:color="auto" w:fill="B7B7B7"/>
-        </w:rPr>
-        <w:t>(GPT</w:t>
-      </w:r>
-      <w:r>
-        <w:rPr>
-          <w:rFonts w:ascii="Cambria Math" w:hAnsi="Cambria Math" w:cs="Cambria Math"/>
-          <w:b/>
-          <w:sz w:val="14"/>
-          <w:szCs w:val="14"/>
-          <w:shd w:val="clear" w:color="auto" w:fill="B7B7B7"/>
+          <w:rFonts w:ascii="Arial" w:eastAsia="Arial" w:hAnsi="Arial" w:cs="Arial"/>
+          <w:b/>
+          <w:color w:val="000000"/>
+          <w:sz w:val="18"/>
+          <w:highlight w:val="lightGray"/>
+        </w:rPr>
+        <w:t># Source: AI Source: Provided by: [Data Path</w:t>
+      </w:r>
+      <w:r>
+        <w:rPr>
+          <w:rFonts w:ascii="Arial" w:eastAsia="Arial" w:hAnsi="Arial" w:cs="Arial"/>
+          <w:color w:val="000000"/>
+          <w:sz w:val="18"/>
+          <w:highlight w:val="lightGray"/>
+        </w:rPr>
+        <w:t xml:space="preserve">: Persons Table -&gt; ID Column: 1, Name_En Column: Motasem Essam] -&gt; </w:t>
+      </w:r>
+      <w:r>
+        <w:rPr>
+          <w:rFonts w:ascii="Arial" w:eastAsia="Arial" w:hAnsi="Arial" w:cs="Arial"/>
+          <w:b/>
+          <w:color w:val="000000"/>
+          <w:sz w:val="18"/>
+          <w:highlight w:val="lightGray"/>
+        </w:rPr>
+        <w:t>From:</w:t>
+      </w:r>
+      <w:r>
+        <w:rPr>
+          <w:rFonts w:ascii="Arial" w:eastAsia="Arial" w:hAnsi="Arial" w:cs="Arial"/>
+          <w:color w:val="000000"/>
+          <w:sz w:val="18"/>
+          <w:highlight w:val="lightGray"/>
+        </w:rPr>
+        <w:t xml:space="preserve"> [Chatgpt (GPT</w:t>
+      </w:r>
+      <w:r>
+        <w:rPr>
+          <w:rFonts w:ascii="Arial" w:eastAsia="Arial" w:hAnsi="Arial" w:cs="Cambria Math"/>
+          <w:color w:val="000000"/>
+          <w:sz w:val="18"/>
+          <w:highlight w:val="lightGray"/>
         </w:rPr>
         <w:t>‑</w:t>
       </w:r>
       <w:r>
         <w:rPr>
-          <w:b/>
-          <w:sz w:val="14"/>
-          <w:szCs w:val="14"/>
-          <w:shd w:val="clear" w:color="auto" w:fill="B7B7B7"/>
-        </w:rPr>
-        <w:t>5 Mini) at [8/22/2025]</w:t>
+          <w:rFonts w:ascii="Arial" w:eastAsia="Arial" w:hAnsi="Arial" w:cs="Arial"/>
+          <w:color w:val="000000"/>
+          <w:sz w:val="18"/>
+          <w:highlight w:val="lightGray"/>
+        </w:rPr>
+        <w:t xml:space="preserve">5 Mini)] </w:t>
+      </w:r>
+      <w:r>
+        <w:rPr>
+          <w:rFonts w:ascii="Arial" w:eastAsia="Arial" w:hAnsi="Arial" w:cs="Arial"/>
+          <w:b/>
+          <w:color w:val="000000"/>
+          <w:sz w:val="18"/>
+          <w:highlight w:val="lightGray"/>
+        </w:rPr>
+        <w:t>on</w:t>
+      </w:r>
+      <w:r>
+        <w:rPr>
+          <w:rFonts w:ascii="Arial" w:eastAsia="Arial" w:hAnsi="Arial"/>
+          <w:sz w:val="18"/>
+          <w:highlight w:val="lightGray"/>
+        </w:rPr>
+        <w:t xml:space="preserve"> [8/22/2025]</w:t>
       </w:r>
     </w:p>
     <w:p>
@@ -701,7 +830,7 @@
           <w:ilvl w:val="0"/>
           <w:numId w:val="4"/>
         </w:numPr>
-        <w:spacing w:before="240"/>
+        <w:spacing w:before="240" w:after="0" w:line="276" w:lineRule="auto"/>
       </w:pPr>
       <w:r>
         <w:rPr>
@@ -755,6 +884,7 @@
           <w:ilvl w:val="0"/>
           <w:numId w:val="4"/>
         </w:numPr>
+        <w:spacing w:after="0" w:line="276" w:lineRule="auto"/>
       </w:pPr>
       <w:r>
         <w:rPr>
@@ -795,6 +925,7 @@
           <w:ilvl w:val="0"/>
           <w:numId w:val="4"/>
         </w:numPr>
+        <w:spacing w:after="0" w:line="276" w:lineRule="auto"/>
       </w:pPr>
       <w:r>
         <w:rPr>
@@ -835,7 +966,7 @@
           <w:ilvl w:val="0"/>
           <w:numId w:val="4"/>
         </w:numPr>
-        <w:spacing w:after="240"/>
+        <w:spacing w:after="240" w:line="276" w:lineRule="auto"/>
       </w:pPr>
       <w:r>
         <w:rPr>
@@ -859,7 +990,7 @@
     </w:p>
     <w:p>
       <w:r>
-        <w:pict w14:anchorId="07AFDF07">
+        <w:pict w14:anchorId="0B3C13A8">
           <v:rect id="_x0000_i1029" style="width:0;height:1.5pt" o:hralign="center" o:hrstd="t" o:hr="t" fillcolor="#a0a0a0" stroked="f"/>
         </w:pict>
       </w:r>
@@ -883,51 +1014,77 @@
       </w:pPr>
       <w:r>
         <w:rPr>
-          <w:b/>
-          <w:shd w:val="clear" w:color="auto" w:fill="B7B7B7"/>
-        </w:rPr>
-        <w:t># Source</w:t>
-      </w:r>
-      <w:r>
-        <w:rPr>
-          <w:shd w:val="clear" w:color="auto" w:fill="B7B7B7"/>
-        </w:rPr>
-        <w:t xml:space="preserve">: </w:t>
-      </w:r>
-      <w:r>
-        <w:rPr>
-          <w:b/>
-          <w:shd w:val="clear" w:color="auto" w:fill="B7B7B7"/>
-        </w:rPr>
-        <w:t xml:space="preserve">Chatgpt </w:t>
-      </w:r>
-      <w:r>
-        <w:rPr>
-          <w:b/>
-          <w:sz w:val="14"/>
-          <w:szCs w:val="14"/>
-          <w:shd w:val="clear" w:color="auto" w:fill="B7B7B7"/>
-        </w:rPr>
-        <w:t>(GPT</w:t>
-      </w:r>
-      <w:r>
-        <w:rPr>
-          <w:rFonts w:ascii="Cambria Math" w:hAnsi="Cambria Math" w:cs="Cambria Math"/>
-          <w:b/>
-          <w:sz w:val="14"/>
-          <w:szCs w:val="14"/>
-          <w:shd w:val="clear" w:color="auto" w:fill="B7B7B7"/>
+          <w:rFonts w:ascii="Arial" w:eastAsia="Arial" w:hAnsi="Arial" w:cs="Arial"/>
+          <w:b/>
+          <w:color w:val="000000"/>
+          <w:sz w:val="18"/>
+          <w:highlight w:val="lightGray"/>
+        </w:rPr>
+        <w:t># Source: AI Source: Provided by: [Data Path</w:t>
+      </w:r>
+      <w:r>
+        <w:rPr>
+          <w:rFonts w:ascii="Arial" w:eastAsia="Arial" w:hAnsi="Arial" w:cs="Arial"/>
+          <w:color w:val="000000"/>
+          <w:sz w:val="18"/>
+          <w:highlight w:val="lightGray"/>
+        </w:rPr>
+        <w:t xml:space="preserve">: Persons Table -&gt; ID Column: 1, Name_En Column: Motasem Essam] -&gt; </w:t>
+      </w:r>
+      <w:r>
+        <w:rPr>
+          <w:rFonts w:ascii="Arial" w:eastAsia="Arial" w:hAnsi="Arial" w:cs="Arial"/>
+          <w:b/>
+          <w:color w:val="000000"/>
+          <w:sz w:val="18"/>
+          <w:highlight w:val="lightGray"/>
+        </w:rPr>
+        <w:t>From:</w:t>
+      </w:r>
+      <w:r>
+        <w:rPr>
+          <w:rFonts w:ascii="Arial" w:eastAsia="Arial" w:hAnsi="Arial" w:cs="Arial"/>
+          <w:color w:val="000000"/>
+          <w:sz w:val="18"/>
+          <w:highlight w:val="lightGray"/>
+        </w:rPr>
+        <w:t xml:space="preserve"> [Chatgpt (GPT</w:t>
+      </w:r>
+      <w:r>
+        <w:rPr>
+          <w:rFonts w:ascii="Arial" w:eastAsia="Arial" w:hAnsi="Arial" w:cs="Cambria Math"/>
+          <w:color w:val="000000"/>
+          <w:sz w:val="18"/>
+          <w:highlight w:val="lightGray"/>
         </w:rPr>
         <w:t>‑</w:t>
       </w:r>
       <w:r>
         <w:rPr>
-          <w:b/>
-          <w:sz w:val="14"/>
-          <w:szCs w:val="14"/>
-          <w:shd w:val="clear" w:color="auto" w:fill="B7B7B7"/>
-        </w:rPr>
-        <w:t>5 Mini) at [8/22/2025]</w:t>
+          <w:rFonts w:ascii="Arial" w:eastAsia="Arial" w:hAnsi="Arial" w:cs="Arial"/>
+          <w:color w:val="000000"/>
+          <w:sz w:val="18"/>
+          <w:highlight w:val="lightGray"/>
+        </w:rPr>
+        <w:t xml:space="preserve">5 Mini)] </w:t>
+      </w:r>
+      <w:r>
+        <w:rPr>
+          <w:rFonts w:ascii="Arial" w:eastAsia="Arial" w:hAnsi="Arial" w:cs="Arial"/>
+          <w:b/>
+          <w:color w:val="000000"/>
+          <w:sz w:val="18"/>
+          <w:highlight w:val="lightGray"/>
+        </w:rPr>
+        <w:t>on</w:t>
+      </w:r>
+      <w:r>
+        <w:rPr>
+          <w:rFonts w:ascii="Arial" w:eastAsia="Arial" w:hAnsi="Arial"/>
+          <w:sz w:val="18"/>
+          <w:highlight w:val="lightGray"/>
+        </w:rPr>
+        <w:t xml:space="preserve"> [8/22/2025]</w:t>
       </w:r>
     </w:p>
     <w:p>
@@ -936,7 +1093,7 @@
           <w:ilvl w:val="0"/>
           <w:numId w:val="2"/>
         </w:numPr>
-        <w:spacing w:before="240"/>
+        <w:spacing w:before="240" w:after="0" w:line="276" w:lineRule="auto"/>
       </w:pPr>
       <w:r>
         <w:rPr>
@@ -970,6 +1127,7 @@
           <w:ilvl w:val="0"/>
           <w:numId w:val="2"/>
         </w:numPr>
+        <w:spacing w:after="0" w:line="276" w:lineRule="auto"/>
       </w:pPr>
       <w:r>
         <w:rPr>
@@ -1003,7 +1161,7 @@
           <w:ilvl w:val="0"/>
           <w:numId w:val="2"/>
         </w:numPr>
-        <w:spacing w:after="240"/>
+        <w:spacing w:after="240" w:line="276" w:lineRule="auto"/>
       </w:pPr>
       <w:r>
         <w:rPr>
@@ -1033,8 +1191,7 @@
     </w:p>
     <w:p>
       <w:r>
-        <w:lastRenderedPageBreak/>
-        <w:pict w14:anchorId="010BBFA7">
+        <w:pict w14:anchorId="1ACAC902">
           <v:rect id="_x0000_i1030" style="width:0;height:1.5pt" o:hralign="center" o:hrstd="t" o:hr="t" fillcolor="#a0a0a0" stroked="f"/>
         </w:pict>
       </w:r>
@@ -1058,51 +1215,77 @@
       </w:pPr>
       <w:r>
         <w:rPr>
-          <w:b/>
-          <w:shd w:val="clear" w:color="auto" w:fill="B7B7B7"/>
-        </w:rPr>
-        <w:t># Source</w:t>
-      </w:r>
-      <w:r>
-        <w:rPr>
-          <w:shd w:val="clear" w:color="auto" w:fill="B7B7B7"/>
-        </w:rPr>
-        <w:t xml:space="preserve">: </w:t>
-      </w:r>
-      <w:r>
-        <w:rPr>
-          <w:b/>
-          <w:shd w:val="clear" w:color="auto" w:fill="B7B7B7"/>
-        </w:rPr>
-        <w:t xml:space="preserve">Chatgpt </w:t>
-      </w:r>
-      <w:r>
-        <w:rPr>
-          <w:b/>
-          <w:sz w:val="14"/>
-          <w:szCs w:val="14"/>
-          <w:shd w:val="clear" w:color="auto" w:fill="B7B7B7"/>
-        </w:rPr>
-        <w:t>(GPT</w:t>
-      </w:r>
-      <w:r>
-        <w:rPr>
-          <w:rFonts w:ascii="Cambria Math" w:hAnsi="Cambria Math" w:cs="Cambria Math"/>
-          <w:b/>
-          <w:sz w:val="14"/>
-          <w:szCs w:val="14"/>
-          <w:shd w:val="clear" w:color="auto" w:fill="B7B7B7"/>
+          <w:rFonts w:ascii="Arial" w:eastAsia="Arial" w:hAnsi="Arial" w:cs="Arial"/>
+          <w:b/>
+          <w:color w:val="000000"/>
+          <w:sz w:val="18"/>
+          <w:highlight w:val="lightGray"/>
+        </w:rPr>
+        <w:t># Source: AI Source: Provided by: [Data Path</w:t>
+      </w:r>
+      <w:r>
+        <w:rPr>
+          <w:rFonts w:ascii="Arial" w:eastAsia="Arial" w:hAnsi="Arial" w:cs="Arial"/>
+          <w:color w:val="000000"/>
+          <w:sz w:val="18"/>
+          <w:highlight w:val="lightGray"/>
+        </w:rPr>
+        <w:t xml:space="preserve">: Persons Table -&gt; ID Column: 1, Name_En Column: Motasem Essam] -&gt; </w:t>
+      </w:r>
+      <w:r>
+        <w:rPr>
+          <w:rFonts w:ascii="Arial" w:eastAsia="Arial" w:hAnsi="Arial" w:cs="Arial"/>
+          <w:b/>
+          <w:color w:val="000000"/>
+          <w:sz w:val="18"/>
+          <w:highlight w:val="lightGray"/>
+        </w:rPr>
+        <w:t>From:</w:t>
+      </w:r>
+      <w:r>
+        <w:rPr>
+          <w:rFonts w:ascii="Arial" w:eastAsia="Arial" w:hAnsi="Arial" w:cs="Arial"/>
+          <w:color w:val="000000"/>
+          <w:sz w:val="18"/>
+          <w:highlight w:val="lightGray"/>
+        </w:rPr>
+        <w:t xml:space="preserve"> [Chatgpt (GPT</w:t>
+      </w:r>
+      <w:r>
+        <w:rPr>
+          <w:rFonts w:ascii="Arial" w:eastAsia="Arial" w:hAnsi="Arial" w:cs="Cambria Math"/>
+          <w:color w:val="000000"/>
+          <w:sz w:val="18"/>
+          <w:highlight w:val="lightGray"/>
         </w:rPr>
         <w:t>‑</w:t>
       </w:r>
       <w:r>
         <w:rPr>
-          <w:b/>
-          <w:sz w:val="14"/>
-          <w:szCs w:val="14"/>
-          <w:shd w:val="clear" w:color="auto" w:fill="B7B7B7"/>
-        </w:rPr>
-        <w:t>5 Mini) at [8/22/2025]</w:t>
+          <w:rFonts w:ascii="Arial" w:eastAsia="Arial" w:hAnsi="Arial" w:cs="Arial"/>
+          <w:color w:val="000000"/>
+          <w:sz w:val="18"/>
+          <w:highlight w:val="lightGray"/>
+        </w:rPr>
+        <w:t xml:space="preserve">5 Mini)] </w:t>
+      </w:r>
+      <w:r>
+        <w:rPr>
+          <w:rFonts w:ascii="Arial" w:eastAsia="Arial" w:hAnsi="Arial" w:cs="Arial"/>
+          <w:b/>
+          <w:color w:val="000000"/>
+          <w:sz w:val="18"/>
+          <w:highlight w:val="lightGray"/>
+        </w:rPr>
+        <w:t>on</w:t>
+      </w:r>
+      <w:r>
+        <w:rPr>
+          <w:rFonts w:ascii="Arial" w:eastAsia="Arial" w:hAnsi="Arial"/>
+          <w:sz w:val="18"/>
+          <w:highlight w:val="lightGray"/>
+        </w:rPr>
+        <w:t xml:space="preserve"> [8/22/2025]</w:t>
       </w:r>
     </w:p>
     <w:p>
@@ -1174,7 +1357,7 @@
     </w:p>
     <w:p>
       <w:r>
-        <w:pict w14:anchorId="3AC40E4F">
+        <w:pict w14:anchorId="708E154F">
           <v:rect id="_x0000_i1031" style="width:0;height:1.5pt" o:hralign="center" o:hrstd="t" o:hr="t" fillcolor="#a0a0a0" stroked="f"/>
         </w:pict>
       </w:r>
@@ -1198,51 +1381,77 @@
       </w:pPr>
       <w:r>
         <w:rPr>
-          <w:b/>
-          <w:shd w:val="clear" w:color="auto" w:fill="B7B7B7"/>
-        </w:rPr>
-        <w:t># Source</w:t>
-      </w:r>
-      <w:r>
-        <w:rPr>
-          <w:shd w:val="clear" w:color="auto" w:fill="B7B7B7"/>
-        </w:rPr>
-        <w:t xml:space="preserve">: </w:t>
-      </w:r>
-      <w:r>
-        <w:rPr>
-          <w:b/>
-          <w:shd w:val="clear" w:color="auto" w:fill="B7B7B7"/>
-        </w:rPr>
-        <w:t xml:space="preserve">Chatgpt </w:t>
-      </w:r>
-      <w:r>
-        <w:rPr>
-          <w:b/>
-          <w:sz w:val="14"/>
-          <w:szCs w:val="14"/>
-          <w:shd w:val="clear" w:color="auto" w:fill="B7B7B7"/>
-        </w:rPr>
-        <w:t>(GPT</w:t>
-      </w:r>
-      <w:r>
-        <w:rPr>
-          <w:rFonts w:ascii="Cambria Math" w:hAnsi="Cambria Math" w:cs="Cambria Math"/>
-          <w:b/>
-          <w:sz w:val="14"/>
-          <w:szCs w:val="14"/>
-          <w:shd w:val="clear" w:color="auto" w:fill="B7B7B7"/>
+          <w:rFonts w:ascii="Arial" w:eastAsia="Arial" w:hAnsi="Arial" w:cs="Arial"/>
+          <w:b/>
+          <w:color w:val="000000"/>
+          <w:sz w:val="18"/>
+          <w:highlight w:val="lightGray"/>
+        </w:rPr>
+        <w:t># Source: AI Source: Provided by: [Data Path</w:t>
+      </w:r>
+      <w:r>
+        <w:rPr>
+          <w:rFonts w:ascii="Arial" w:eastAsia="Arial" w:hAnsi="Arial" w:cs="Arial"/>
+          <w:color w:val="000000"/>
+          <w:sz w:val="18"/>
+          <w:highlight w:val="lightGray"/>
+        </w:rPr>
+        <w:t xml:space="preserve">: Persons Table -&gt; ID Column: 1, Name_En Column: Motasem Essam] -&gt; </w:t>
+      </w:r>
+      <w:r>
+        <w:rPr>
+          <w:rFonts w:ascii="Arial" w:eastAsia="Arial" w:hAnsi="Arial" w:cs="Arial"/>
+          <w:b/>
+          <w:color w:val="000000"/>
+          <w:sz w:val="18"/>
+          <w:highlight w:val="lightGray"/>
+        </w:rPr>
+        <w:t>From:</w:t>
+      </w:r>
+      <w:r>
+        <w:rPr>
+          <w:rFonts w:ascii="Arial" w:eastAsia="Arial" w:hAnsi="Arial" w:cs="Arial"/>
+          <w:color w:val="000000"/>
+          <w:sz w:val="18"/>
+          <w:highlight w:val="lightGray"/>
+        </w:rPr>
+        <w:t xml:space="preserve"> [Chatgpt (GPT</w:t>
+      </w:r>
+      <w:r>
+        <w:rPr>
+          <w:rFonts w:ascii="Arial" w:eastAsia="Arial" w:hAnsi="Arial" w:cs="Cambria Math"/>
+          <w:color w:val="000000"/>
+          <w:sz w:val="18"/>
+          <w:highlight w:val="lightGray"/>
         </w:rPr>
         <w:t>‑</w:t>
       </w:r>
       <w:r>
         <w:rPr>
-          <w:b/>
-          <w:sz w:val="14"/>
-          <w:szCs w:val="14"/>
-          <w:shd w:val="clear" w:color="auto" w:fill="B7B7B7"/>
-        </w:rPr>
-        <w:t>5 Mini) at [8/22/2025]</w:t>
+          <w:rFonts w:ascii="Arial" w:eastAsia="Arial" w:hAnsi="Arial" w:cs="Arial"/>
+          <w:color w:val="000000"/>
+          <w:sz w:val="18"/>
+          <w:highlight w:val="lightGray"/>
+        </w:rPr>
+        <w:t xml:space="preserve">5 Mini)] </w:t>
+      </w:r>
+      <w:r>
+        <w:rPr>
+          <w:rFonts w:ascii="Arial" w:eastAsia="Arial" w:hAnsi="Arial" w:cs="Arial"/>
+          <w:b/>
+          <w:color w:val="000000"/>
+          <w:sz w:val="18"/>
+          <w:highlight w:val="lightGray"/>
+        </w:rPr>
+        <w:t>on</w:t>
+      </w:r>
+      <w:r>
+        <w:rPr>
+          <w:rFonts w:ascii="Arial" w:eastAsia="Arial" w:hAnsi="Arial"/>
+          <w:sz w:val="18"/>
+          <w:highlight w:val="lightGray"/>
+        </w:rPr>
+        <w:t xml:space="preserve"> [8/22/2025]</w:t>
       </w:r>
     </w:p>
     <w:p>
@@ -1314,7 +1523,7 @@
     </w:p>
     <w:p>
       <w:r>
-        <w:pict w14:anchorId="0E65BFB9">
+        <w:pict w14:anchorId="15D471C3">
           <v:rect id="_x0000_i1032" style="width:0;height:1.5pt" o:hralign="center" o:hrstd="t" o:hr="t" fillcolor="#a0a0a0" stroked="f"/>
         </w:pict>
       </w:r>
@@ -1344,51 +1553,77 @@
       </w:pPr>
       <w:r>
         <w:rPr>
-          <w:b/>
-          <w:shd w:val="clear" w:color="auto" w:fill="B7B7B7"/>
-        </w:rPr>
-        <w:t># Source</w:t>
-      </w:r>
-      <w:r>
-        <w:rPr>
-          <w:shd w:val="clear" w:color="auto" w:fill="B7B7B7"/>
-        </w:rPr>
-        <w:t xml:space="preserve">: </w:t>
-      </w:r>
-      <w:r>
-        <w:rPr>
-          <w:b/>
-          <w:shd w:val="clear" w:color="auto" w:fill="B7B7B7"/>
-        </w:rPr>
-        <w:t xml:space="preserve">Chatgpt </w:t>
-      </w:r>
-      <w:r>
-        <w:rPr>
-          <w:b/>
-          <w:sz w:val="14"/>
-          <w:szCs w:val="14"/>
-          <w:shd w:val="clear" w:color="auto" w:fill="B7B7B7"/>
-        </w:rPr>
-        <w:t>(GPT</w:t>
-      </w:r>
-      <w:r>
-        <w:rPr>
-          <w:rFonts w:ascii="Cambria Math" w:hAnsi="Cambria Math" w:cs="Cambria Math"/>
-          <w:b/>
-          <w:sz w:val="14"/>
-          <w:szCs w:val="14"/>
-          <w:shd w:val="clear" w:color="auto" w:fill="B7B7B7"/>
+          <w:rFonts w:ascii="Arial" w:eastAsia="Arial" w:hAnsi="Arial" w:cs="Arial"/>
+          <w:b/>
+          <w:color w:val="000000"/>
+          <w:sz w:val="18"/>
+          <w:highlight w:val="lightGray"/>
+        </w:rPr>
+        <w:t># Source: AI Source: Provided by: [Data Path</w:t>
+      </w:r>
+      <w:r>
+        <w:rPr>
+          <w:rFonts w:ascii="Arial" w:eastAsia="Arial" w:hAnsi="Arial" w:cs="Arial"/>
+          <w:color w:val="000000"/>
+          <w:sz w:val="18"/>
+          <w:highlight w:val="lightGray"/>
+        </w:rPr>
+        <w:t xml:space="preserve">: Persons Table -&gt; ID Column: 1, Name_En Column: Motasem Essam] -&gt; </w:t>
+      </w:r>
+      <w:r>
+        <w:rPr>
+          <w:rFonts w:ascii="Arial" w:eastAsia="Arial" w:hAnsi="Arial" w:cs="Arial"/>
+          <w:b/>
+          <w:color w:val="000000"/>
+          <w:sz w:val="18"/>
+          <w:highlight w:val="lightGray"/>
+        </w:rPr>
+        <w:t>From:</w:t>
+      </w:r>
+      <w:r>
+        <w:rPr>
+          <w:rFonts w:ascii="Arial" w:eastAsia="Arial" w:hAnsi="Arial" w:cs="Arial"/>
+          <w:color w:val="000000"/>
+          <w:sz w:val="18"/>
+          <w:highlight w:val="lightGray"/>
+        </w:rPr>
+        <w:t xml:space="preserve"> [Chatgpt (GPT</w:t>
+      </w:r>
+      <w:r>
+        <w:rPr>
+          <w:rFonts w:ascii="Arial" w:eastAsia="Arial" w:hAnsi="Arial" w:cs="Cambria Math"/>
+          <w:color w:val="000000"/>
+          <w:sz w:val="18"/>
+          <w:highlight w:val="lightGray"/>
         </w:rPr>
         <w:t>‑</w:t>
       </w:r>
       <w:r>
         <w:rPr>
-          <w:b/>
-          <w:sz w:val="14"/>
-          <w:szCs w:val="14"/>
-          <w:shd w:val="clear" w:color="auto" w:fill="B7B7B7"/>
-        </w:rPr>
-        <w:t>5 Mini) at [8/22/2025]</w:t>
+          <w:rFonts w:ascii="Arial" w:eastAsia="Arial" w:hAnsi="Arial" w:cs="Arial"/>
+          <w:color w:val="000000"/>
+          <w:sz w:val="18"/>
+          <w:highlight w:val="lightGray"/>
+        </w:rPr>
+        <w:t xml:space="preserve">5 Mini)] </w:t>
+      </w:r>
+      <w:r>
+        <w:rPr>
+          <w:rFonts w:ascii="Arial" w:eastAsia="Arial" w:hAnsi="Arial" w:cs="Arial"/>
+          <w:b/>
+          <w:color w:val="000000"/>
+          <w:sz w:val="18"/>
+          <w:highlight w:val="lightGray"/>
+        </w:rPr>
+        <w:t>on</w:t>
+      </w:r>
+      <w:r>
+        <w:rPr>
+          <w:rFonts w:ascii="Arial" w:eastAsia="Arial" w:hAnsi="Arial"/>
+          <w:sz w:val="18"/>
+          <w:highlight w:val="lightGray"/>
+        </w:rPr>
+        <w:t xml:space="preserve"> [8/22/2025]</w:t>
       </w:r>
     </w:p>
     <w:p>
@@ -1397,7 +1632,7 @@
           <w:noProof/>
         </w:rPr>
         <w:drawing>
-          <wp:inline distT="114300" distB="114300" distL="114300" distR="114300" wp14:anchorId="3A6D951E" wp14:editId="18FE6A3B">
+          <wp:inline distT="114300" distB="114300" distL="114300" distR="114300" wp14:anchorId="43A49532" wp14:editId="1BFC8A04">
             <wp:extent cx="5943600" cy="1219200"/>
             <wp:effectExtent l="0" t="0" r="0" b="0"/>
             <wp:docPr id="1" name="image1.png"/>
@@ -1790,7 +2025,6 @@
                 <w:rFonts w:ascii="Roboto Mono" w:eastAsia="Roboto Mono" w:hAnsi="Roboto Mono" w:cs="Roboto Mono"/>
                 <w:b/>
               </w:rPr>
-              <w:lastRenderedPageBreak/>
               <w:t>Goal</w:t>
             </w:r>
           </w:p>
@@ -1859,18 +2093,19 @@
     </w:tbl>
     <w:p>
       <w:r>
-        <w:pict w14:anchorId="7078E509">
+        <w:pict w14:anchorId="121CF546">
           <v:rect id="_x0000_i1033" style="width:0;height:1.5pt" o:hralign="center" o:hrstd="t" o:hr="t" fillcolor="#a0a0a0" stroked="f"/>
         </w:pict>
       </w:r>
     </w:p>
+    <w:p/>
     <w:p/>
     <w:p/>
     <w:sectPr>
       <w:pgSz w:w="12240" w:h="15840"/>
       <w:pgMar w:top="1440" w:right="1440" w:bottom="1440" w:left="1440" w:header="720" w:footer="720" w:gutter="0"/>
-      <w:pgNumType w:start="1"/>
       <w:cols w:space="720"/>
+      <w:docGrid w:linePitch="360"/>
     </w:sectPr>
   </w:body>
 </w:document>
@@ -2861,18 +3096,6 @@
   <w:style w:type="paragraph" w:default="1" w:styleId="Normal">
     <w:name w:val="Normal"/>
     <w:qFormat/>
-    <w:rsid w:val="00B4329F"/>
-    <w:pPr>
-      <w:spacing w:after="0" w:line="276" w:lineRule="auto"/>
-    </w:pPr>
-    <w:rPr>
-      <w:rFonts w:ascii="Arial" w:eastAsia="Arial" w:hAnsi="Arial" w:cs="Arial"/>
-      <w:kern w:val="0"/>
-      <w:sz w:val="22"/>
-      <w:szCs w:val="22"/>
-      <w:lang w:val="en"/>
-      <w14:ligatures w14:val="none"/>
-    </w:rPr>
   </w:style>
   <w:style w:type="paragraph" w:styleId="Heading1">
     <w:name w:val="heading 1"/>
@@ -2881,7 +3104,7 @@
     <w:link w:val="Heading1Char"/>
     <w:uiPriority w:val="9"/>
     <w:qFormat/>
-    <w:rsid w:val="006A071B"/>
+    <w:rsid w:val="00863D1E"/>
     <w:pPr>
       <w:keepNext/>
       <w:keepLines/>
@@ -2903,7 +3126,7 @@
     <w:uiPriority w:val="9"/>
     <w:unhideWhenUsed/>
     <w:qFormat/>
-    <w:rsid w:val="006A071B"/>
+    <w:rsid w:val="00863D1E"/>
     <w:pPr>
       <w:keepNext/>
       <w:keepLines/>
@@ -2926,7 +3149,7 @@
     <w:semiHidden/>
     <w:unhideWhenUsed/>
     <w:qFormat/>
-    <w:rsid w:val="006A071B"/>
+    <w:rsid w:val="00863D1E"/>
     <w:pPr>
       <w:keepNext/>
       <w:keepLines/>
@@ -2949,7 +3172,7 @@
     <w:semiHidden/>
     <w:unhideWhenUsed/>
     <w:qFormat/>
-    <w:rsid w:val="006A071B"/>
+    <w:rsid w:val="00863D1E"/>
     <w:pPr>
       <w:keepNext/>
       <w:keepLines/>
@@ -2972,7 +3195,7 @@
     <w:semiHidden/>
     <w:unhideWhenUsed/>
     <w:qFormat/>
-    <w:rsid w:val="006A071B"/>
+    <w:rsid w:val="00863D1E"/>
     <w:pPr>
       <w:keepNext/>
       <w:keepLines/>
@@ -2993,11 +3216,11 @@
     <w:semiHidden/>
     <w:unhideWhenUsed/>
     <w:qFormat/>
-    <w:rsid w:val="006A071B"/>
+    <w:rsid w:val="00863D1E"/>
     <w:pPr>
       <w:keepNext/>
       <w:keepLines/>
-      <w:spacing w:before="40"/>
+      <w:spacing w:before="40" w:after="0"/>
       <w:outlineLvl w:val="5"/>
     </w:pPr>
     <w:rPr>
@@ -3016,11 +3239,11 @@
     <w:semiHidden/>
     <w:unhideWhenUsed/>
     <w:qFormat/>
-    <w:rsid w:val="006A071B"/>
+    <w:rsid w:val="00863D1E"/>
     <w:pPr>
       <w:keepNext/>
       <w:keepLines/>
-      <w:spacing w:before="40"/>
+      <w:spacing w:before="40" w:after="0"/>
       <w:outlineLvl w:val="6"/>
     </w:pPr>
     <w:rPr>
@@ -3037,10 +3260,11 @@
     <w:semiHidden/>
     <w:unhideWhenUsed/>
     <w:qFormat/>
-    <w:rsid w:val="006A071B"/>
+    <w:rsid w:val="00863D1E"/>
     <w:pPr>
       <w:keepNext/>
       <w:keepLines/>
+      <w:spacing w:after="0"/>
       <w:outlineLvl w:val="7"/>
     </w:pPr>
     <w:rPr>
@@ -3059,10 +3283,11 @@
     <w:semiHidden/>
     <w:unhideWhenUsed/>
     <w:qFormat/>
-    <w:rsid w:val="006A071B"/>
+    <w:rsid w:val="00863D1E"/>
     <w:pPr>
       <w:keepNext/>
       <w:keepLines/>
+      <w:spacing w:after="0"/>
       <w:outlineLvl w:val="8"/>
     </w:pPr>
     <w:rPr>
@@ -3102,7 +3327,7 @@
     <w:basedOn w:val="DefaultParagraphFont"/>
     <w:link w:val="Heading1"/>
     <w:uiPriority w:val="9"/>
-    <w:rsid w:val="006A071B"/>
+    <w:rsid w:val="00863D1E"/>
     <w:rPr>
       <w:rFonts w:asciiTheme="majorHAnsi" w:eastAsiaTheme="majorEastAsia" w:hAnsiTheme="majorHAnsi" w:cstheme="majorBidi"/>
       <w:color w:val="2F5496" w:themeColor="accent1" w:themeShade="BF"/>
@@ -3115,7 +3340,7 @@
     <w:basedOn w:val="DefaultParagraphFont"/>
     <w:link w:val="Heading2"/>
     <w:uiPriority w:val="9"/>
-    <w:rsid w:val="006A071B"/>
+    <w:rsid w:val="00863D1E"/>
     <w:rPr>
       <w:rFonts w:asciiTheme="majorHAnsi" w:eastAsiaTheme="majorEastAsia" w:hAnsiTheme="majorHAnsi" w:cstheme="majorBidi"/>
       <w:color w:val="2F5496" w:themeColor="accent1" w:themeShade="BF"/>
@@ -3129,7 +3354,7 @@
     <w:link w:val="Heading3"/>
     <w:uiPriority w:val="9"/>
     <w:semiHidden/>
-    <w:rsid w:val="006A071B"/>
+    <w:rsid w:val="00863D1E"/>
     <w:rPr>
       <w:rFonts w:eastAsiaTheme="majorEastAsia" w:cstheme="majorBidi"/>
       <w:color w:val="2F5496" w:themeColor="accent1" w:themeShade="BF"/>
@@ -3143,7 +3368,7 @@
     <w:link w:val="Heading4"/>
     <w:uiPriority w:val="9"/>
     <w:semiHidden/>
-    <w:rsid w:val="006A071B"/>
+    <w:rsid w:val="00863D1E"/>
     <w:rPr>
       <w:rFonts w:eastAsiaTheme="majorEastAsia" w:cstheme="majorBidi"/>
       <w:i/>
@@ -3157,7 +3382,7 @@
     <w:link w:val="Heading5"/>
     <w:uiPriority w:val="9"/>
     <w:semiHidden/>
-    <w:rsid w:val="006A071B"/>
+    <w:rsid w:val="00863D1E"/>
     <w:rPr>
       <w:rFonts w:eastAsiaTheme="majorEastAsia" w:cstheme="majorBidi"/>
       <w:color w:val="2F5496" w:themeColor="accent1" w:themeShade="BF"/>
@@ -3169,7 +3394,7 @@
     <w:link w:val="Heading6"/>
     <w:uiPriority w:val="9"/>
     <w:semiHidden/>
-    <w:rsid w:val="006A071B"/>
+    <w:rsid w:val="00863D1E"/>
     <w:rPr>
       <w:rFonts w:eastAsiaTheme="majorEastAsia" w:cstheme="majorBidi"/>
       <w:i/>
@@ -3183,7 +3408,7 @@
     <w:link w:val="Heading7"/>
     <w:uiPriority w:val="9"/>
     <w:semiHidden/>
-    <w:rsid w:val="006A071B"/>
+    <w:rsid w:val="00863D1E"/>
     <w:rPr>
       <w:rFonts w:eastAsiaTheme="majorEastAsia" w:cstheme="majorBidi"/>
       <w:color w:val="595959" w:themeColor="text1" w:themeTint="A6"/>
@@ -3195,7 +3420,7 @@
     <w:link w:val="Heading8"/>
     <w:uiPriority w:val="9"/>
     <w:semiHidden/>
-    <w:rsid w:val="006A071B"/>
+    <w:rsid w:val="00863D1E"/>
     <w:rPr>
       <w:rFonts w:eastAsiaTheme="majorEastAsia" w:cstheme="majorBidi"/>
       <w:i/>
@@ -3209,7 +3434,7 @@
     <w:link w:val="Heading9"/>
     <w:uiPriority w:val="9"/>
     <w:semiHidden/>
-    <w:rsid w:val="006A071B"/>
+    <w:rsid w:val="00863D1E"/>
     <w:rPr>
       <w:rFonts w:eastAsiaTheme="majorEastAsia" w:cstheme="majorBidi"/>
       <w:color w:val="272727" w:themeColor="text1" w:themeTint="D8"/>
@@ -3222,7 +3447,7 @@
     <w:link w:val="TitleChar"/>
     <w:uiPriority w:val="10"/>
     <w:qFormat/>
-    <w:rsid w:val="006A071B"/>
+    <w:rsid w:val="00863D1E"/>
     <w:pPr>
       <w:spacing w:after="80" w:line="240" w:lineRule="auto"/>
       <w:contextualSpacing/>
@@ -3240,7 +3465,7 @@
     <w:basedOn w:val="DefaultParagraphFont"/>
     <w:link w:val="Title"/>
     <w:uiPriority w:val="10"/>
-    <w:rsid w:val="006A071B"/>
+    <w:rsid w:val="00863D1E"/>
     <w:rPr>
       <w:rFonts w:asciiTheme="majorHAnsi" w:eastAsiaTheme="majorEastAsia" w:hAnsiTheme="majorHAnsi" w:cstheme="majorBidi"/>
       <w:spacing w:val="-10"/>
@@ -3256,7 +3481,7 @@
     <w:link w:val="SubtitleChar"/>
     <w:uiPriority w:val="11"/>
     <w:qFormat/>
-    <w:rsid w:val="006A071B"/>
+    <w:rsid w:val="00863D1E"/>
     <w:pPr>
       <w:numPr>
         <w:ilvl w:val="1"/>
@@ -3275,7 +3500,7 @@
     <w:basedOn w:val="DefaultParagraphFont"/>
     <w:link w:val="Subtitle"/>
     <w:uiPriority w:val="11"/>
-    <w:rsid w:val="006A071B"/>
+    <w:rsid w:val="00863D1E"/>
     <w:rPr>
       <w:rFonts w:eastAsiaTheme="majorEastAsia" w:cstheme="majorBidi"/>
       <w:color w:val="595959" w:themeColor="text1" w:themeTint="A6"/>
@@ -3291,7 +3516,7 @@
     <w:link w:val="QuoteChar"/>
     <w:uiPriority w:val="29"/>
     <w:qFormat/>
-    <w:rsid w:val="006A071B"/>
+    <w:rsid w:val="00863D1E"/>
     <w:pPr>
       <w:spacing w:before="160"/>
       <w:jc w:val="center"/>
@@ -3307,7 +3532,7 @@
     <w:basedOn w:val="DefaultParagraphFont"/>
     <w:link w:val="Quote"/>
     <w:uiPriority w:val="29"/>
-    <w:rsid w:val="006A071B"/>
+    <w:rsid w:val="00863D1E"/>
     <w:rPr>
       <w:i/>
       <w:iCs/>
@@ -3319,7 +3544,7 @@
     <w:basedOn w:val="Normal"/>
     <w:uiPriority w:val="34"/>
     <w:qFormat/>
-    <w:rsid w:val="006A071B"/>
+    <w:rsid w:val="00863D1E"/>
     <w:pPr>
       <w:ind w:left="720"/>
       <w:contextualSpacing/>
@@ -3330,7 +3555,7 @@
     <w:basedOn w:val="DefaultParagraphFont"/>
     <w:uiPriority w:val="21"/>
     <w:qFormat/>
-    <w:rsid w:val="006A071B"/>
+    <w:rsid w:val="00863D1E"/>
     <w:rPr>
       <w:i/>
       <w:iCs/>
@@ -3344,7 +3569,7 @@
     <w:link w:val="IntenseQuoteChar"/>
     <w:uiPriority w:val="30"/>
     <w:qFormat/>
-    <w:rsid w:val="006A071B"/>
+    <w:rsid w:val="00863D1E"/>
     <w:pPr>
       <w:pBdr>
         <w:top w:val="single" w:sz="4" w:space="10" w:color="2F5496" w:themeColor="accent1" w:themeShade="BF"/>
@@ -3365,7 +3590,7 @@
     <w:basedOn w:val="DefaultParagraphFont"/>
     <w:link w:val="IntenseQuote"/>
     <w:uiPriority w:val="30"/>
-    <w:rsid w:val="006A071B"/>
+    <w:rsid w:val="00863D1E"/>
     <w:rPr>
       <w:i/>
       <w:iCs/>
@@ -3377,7 +3602,7 @@
     <w:basedOn w:val="DefaultParagraphFont"/>
     <w:uiPriority w:val="32"/>
     <w:qFormat/>
-    <w:rsid w:val="006A071B"/>
+    <w:rsid w:val="00863D1E"/>
     <w:rPr>
       <w:b/>
       <w:bCs/>
